--- a/Principles of Diagnostic Medicine I Exam 3/pdm-exam-3-cram-sheet.docx
+++ b/Principles of Diagnostic Medicine I Exam 3/pdm-exam-3-cram-sheet.docx
@@ -1556,7 +1556,7 @@
                 <w:i w:val="0"/>
                 <w:sz w:val="18"/>
               </w:rPr>
-              <w:t>Left and down, toward the front. Lead II looks straight along it: the rhythm lead.</w:t>
+              <w:t>Left and down, toward the left foot. Lead II looks straight along it: the rhythm lead.</w:t>
             </w:r>
           </w:p>
         </w:tc>
@@ -2738,7 +2738,7 @@
                 <w:i w:val="0"/>
                 <w:sz w:val="18"/>
               </w:rPr>
-              <w:t>Each P wave is causing its QRS. A P before every QRS = atrial origin; uniform upright P = sinus node.</w:t>
+              <w:t>Each P wave is causing its QRS. A P married to every QRS = atrial origin; uniform upright P = sinus node. No P waves: not normal atrial activity (junctional or ventricular start, or atrial fibrillation).</w:t>
             </w:r>
           </w:p>
         </w:tc>
@@ -3182,7 +3182,7 @@
                 <w:i w:val="0"/>
                 <w:sz w:val="18"/>
               </w:rPr>
-              <w:t>Exit block + pause + arrest in one patient (even one strip). Rare.</w:t>
+              <w:t>Sinus node problems such as exit block, pause and arrest, often more than one in one patient (even one strip). The deck calls it rare; mostly a disease of older adults.</w:t>
             </w:r>
           </w:p>
         </w:tc>
@@ -3326,7 +3326,7 @@
                 <w:i w:val="0"/>
                 <w:sz w:val="18"/>
               </w:rPr>
-              <w:t>Sawtooth = flutter (“the only rhythm that will have this pattern”); irregularly irregular = fibrillation; no P + narrow + regular + over 150 = supraventricular tachycardia.</w:t>
+              <w:t>Sawtooth = flutter (“the only rhythm that will have this pattern”); irregularly irregular = fibrillation; no P + narrow + regular + over 150 = nodal reentry (often called supraventricular tachycardia).</w:t>
             </w:r>
           </w:p>
         </w:tc>
@@ -5296,7 +5296,7 @@
                 <w:i w:val="0"/>
                 <w:sz w:val="18"/>
               </w:rPr>
-              <w:t>Atrioventricular nodal reentry: REGULAR, NARROW, 150–300, P NOT VISIBLE (or retrograde), started by a premature atrial complex.</w:t>
+              <w:t>Atrioventricular nodal reentry, the most common paroxysmal supraventricular tachycardia (often called simply supraventricular tachycardia): REGULAR, NARROW, 150–300, P NOT VISIBLE (or retrograde), started by a premature atrial complex.</w:t>
             </w:r>
           </w:p>
         </w:tc>
@@ -5540,7 +5540,7 @@
                 <w:i w:val="0"/>
                 <w:sz w:val="18"/>
               </w:rPr>
-              <w:t>ANY tachycardia that originates in the ventricles. 100–300 per minute, REGULAR (monomorphic), no P waves (or DISSOCIATED ones), no PR, WIDE QRS. With OR without a pulse.</w:t>
+              <w:t>ANY tachycardia that originates in the ventricles. 100–300 per minute, REGULAR (monomorphic), no P waves (or usually DISSOCIATED ones), no PR, WIDE QRS. With OR without a pulse.</w:t>
             </w:r>
           </w:p>
         </w:tc>
@@ -5590,7 +5590,7 @@
                 <w:i w:val="0"/>
                 <w:sz w:val="18"/>
               </w:rPr>
-              <w:t>IRREGULAR ventricular tachycardia, 100–300, complexes TWIST around the baseline ("twisting of the points"). ★ Usually a consequence of a PROLONGED QT interval.</w:t>
+              <w:t>IRREGULAR ventricular tachycardia, 100–300, complexes TWIST around the baseline ("twisting of the points"). ★ The form with a PROLONGED QT interval is called torsades de pointes.</w:t>
             </w:r>
           </w:p>
         </w:tc>
@@ -5740,7 +5740,7 @@
                 <w:i w:val="0"/>
                 <w:sz w:val="18"/>
               </w:rPr>
-              <w:t>ORGANIZED electrical activity, NO mechanical activity. ★ Can look like ANY organized rhythm, even normal sinus; the missing PULSE makes the diagnosis.</w:t>
+              <w:t>ORGANIZED electrical activity, NO palpable pulse (classically described as no mechanical activity). ★ Can look like ANY organized rhythm, even normal sinus; the missing PULSE makes the diagnosis.</w:t>
             </w:r>
           </w:p>
         </w:tc>
@@ -6328,7 +6328,7 @@
                 <w:i w:val="0"/>
                 <w:sz w:val="18"/>
               </w:rPr>
-              <w:t>Rare: a spike before the P wave AND before each wide QRS.</w:t>
+              <w:t>Dual-chamber pacemaker (common): a spike before the P wave AND before each wide QRS.</w:t>
             </w:r>
           </w:p>
         </w:tc>
@@ -6672,7 +6672,7 @@
                 <w:i w:val="0"/>
                 <w:sz w:val="18"/>
               </w:rPr>
-              <w:t>CONSTANT PR (normal or wide) with dropped QRS; ≥2 consecutive conducted beats before a drop; can drop &gt;1 in a row. LESS common, MORE serious, ALWAYS conduction disease. BELOW the node (His-Purkinje). QRS usually wide.</w:t>
+              <w:t>CONSTANT PR (normal or wide) with dropped QRS; ≥2 consecutive conducted beats before a drop; can drop &gt;1 in a row. LESS common, MORE serious, ALMOST ALWAYS conduction disease. BELOW the node (His-Purkinje). QRS usually wide.</w:t>
             </w:r>
           </w:p>
         </w:tc>
@@ -6916,7 +6916,7 @@
                 <w:i w:val="0"/>
                 <w:sz w:val="18"/>
               </w:rPr>
-              <w:t>Find the dropped beat. Compare PR BEFORE vs AFTER it: DIFFERENT = type I (after is shorter); EQUAL = type II.</w:t>
+              <w:t>Find the dropped beat. Compare PR BEFORE vs AFTER it: DIFFERENT = type I (after is shorter); EQUAL = type II (except 2:1 block, where the two beats cannot tell you the type).</w:t>
             </w:r>
           </w:p>
         </w:tc>
@@ -6966,7 +6966,7 @@
                 <w:i w:val="0"/>
                 <w:sz w:val="18"/>
               </w:rPr>
-              <w:t>More P waves than QRS? → a block. Then PR lengthening = type I, constant = type II, random = third-degree. (Long PR, nothing dropped = first-degree.)</w:t>
+              <w:t>More P waves than QRS? → suggests a block. Then PR lengthening = type I, constant = type II, random = third-degree. (Long PR, nothing dropped = first-degree.)</w:t>
             </w:r>
           </w:p>
         </w:tc>
@@ -7066,7 +7066,7 @@
                 <w:i w:val="0"/>
                 <w:sz w:val="18"/>
               </w:rPr>
-              <w:t>The ventricular impulse does not go back up to the atria, so any P waves are dissociated.</w:t>
+              <w:t>The ventricular impulse does not go back up to the atria, so the atria usually carry on alone and any P waves are usually dissociated.</w:t>
             </w:r>
           </w:p>
         </w:tc>
@@ -8586,7 +8586,7 @@
                 <w:i w:val="0"/>
                 <w:sz w:val="18"/>
               </w:rPr>
-              <w:t>THICKENING of the muscle that makes the chamber SMALLER.</w:t>
+              <w:t>THICKENING of the muscle; in pressure overload the thick wall can make the chamber SMALLER, but in volume overload the chamber dilates as well.</w:t>
             </w:r>
           </w:p>
         </w:tc>
@@ -8636,7 +8636,7 @@
                 <w:i w:val="0"/>
                 <w:sz w:val="18"/>
               </w:rPr>
-              <w:t>MORE R than S in V1 and V2. Supported by right atrial enlargement, right axis deviation, STRAIN. Excluded by RIGHT BUNDLE BRANCH BLOCK, posterior infarction, age under 7 or 8.</w:t>
+              <w:t>MORE R than S in V1 and V2. Supported by right atrial enlargement, right axis deviation, STRAIN. Criterion UNRELIABLE with RIGHT BUNDLE BRANCH BLOCK, posterior infarction, age under 7 or 8 (they also give a tall R in V1).</w:t>
             </w:r>
           </w:p>
         </w:tc>
@@ -8736,7 +8736,7 @@
                 <w:i w:val="0"/>
                 <w:sz w:val="18"/>
               </w:rPr>
-              <w:t>LEFT axis; DEEP S in V1 and V2, TALL R in I, aVL, V5, V6. Any ONE: S (V1/V2) + R (V5/V6) ≥35 mm; R in aVL &gt;12 mm; any chest lead &gt;45 mm.</w:t>
+              <w:t>Can show LEFT axis deviation; DEEP S in V1 and V2, TALL R in I, aVL, V5, V6. Any ONE: S (V1/V2) + R (V5/V6) ≥35 mm; R in aVL &gt;12 mm; any chest lead &gt;45 mm.</w:t>
             </w:r>
           </w:p>
         </w:tc>
@@ -9224,7 +9224,7 @@
                 <w:i w:val="0"/>
                 <w:sz w:val="18"/>
               </w:rPr>
-              <w:t>SUBENDOCARDIAL ischemia (inner layer). Often GLOBAL, in nearly every lead.</w:t>
+              <w:t>SUBENDOCARDIAL ischemia (inner layer). Often WIDESPREAD (most obvious in the lateral chest leads), often with elevation in aVR.</w:t>
             </w:r>
           </w:p>
         </w:tc>
@@ -9324,7 +9324,7 @@
                 <w:i w:val="0"/>
                 <w:sz w:val="18"/>
               </w:rPr>
-              <w:t>INFARCTION: death of tissue, from a previous OR an acute event. Longer than 0.04 s (one small box) AND deeper than 2 mm, or more than 25% of the R wave. No R wave = QS complex, still pathologic in an infarction.</w:t>
+              <w:t>Usually INFARCTION: death of tissue, from a previous OR an acute event. Longer than 0.04 s (one small box) AND deeper than 2 mm, or more than 25% of the R wave. No R wave = QS complex, still pathologic in an infarction.</w:t>
             </w:r>
           </w:p>
         </w:tc>
@@ -10106,7 +10106,7 @@
                 <w:i w:val="0"/>
                 <w:sz w:val="18"/>
               </w:rPr>
-              <w:t>V1, V2 · reciprocal NONE</w:t>
+              <w:t>V1, V2 · reciprocal NONE directly (inferior ST depression sometimes)</w:t>
             </w:r>
           </w:p>
         </w:tc>
@@ -10156,7 +10156,7 @@
                 <w:i w:val="0"/>
                 <w:sz w:val="18"/>
               </w:rPr>
-              <w:t>V3, V4 · reciprocal NONE</w:t>
+              <w:t>V3, V4 · reciprocal NONE directly (inferior ST depression sometimes)</w:t>
             </w:r>
           </w:p>
         </w:tc>
@@ -10206,7 +10206,7 @@
                 <w:i w:val="0"/>
                 <w:sz w:val="18"/>
               </w:rPr>
-              <w:t>V1-V4 · reciprocal NONE (left anterior descending)</w:t>
+              <w:t>V1-V4 · reciprocal NONE directly (left anterior descending; inferior ST depression sometimes)</w:t>
             </w:r>
           </w:p>
         </w:tc>
@@ -10750,7 +10750,7 @@
                 <w:i w:val="0"/>
                 <w:sz w:val="18"/>
               </w:rPr>
-              <w:t>Mirror image on the OPPOSITE leads. ST depression with ST elevation on the same tracing = ALWAYS reciprocal.</w:t>
+              <w:t>Mirror image on the OPPOSITE leads. ST depression with ST elevation on the same tracing = presumed reciprocal until proven otherwise.</w:t>
             </w:r>
           </w:p>
         </w:tc>
@@ -11338,7 +11338,7 @@
                 <w:i w:val="0"/>
                 <w:sz w:val="18"/>
               </w:rPr>
-              <w:t>Inflamed space between visceral and parietal pericardium. PR DEPRESSION, PR ELEVATION in aVR, GLOBAL CONCAVE ST elevation, NO reciprocal depression except aVR and V1.</w:t>
+              <w:t>Inflamed pericardium (the two-layered sac: visceral and parietal layers). PR DEPRESSION, PR ELEVATION in aVR, GLOBAL CONCAVE ST elevation, NO reciprocal depression except aVR and V1.</w:t>
             </w:r>
           </w:p>
         </w:tc>
@@ -11388,7 +11388,7 @@
                 <w:i w:val="0"/>
                 <w:sz w:val="18"/>
               </w:rPr>
-              <w:t>ST depression in ANY lead other than aVR and V1, or ANY Q wave → consider an acute infarction.</w:t>
+              <w:t>ST depression in ANY lead other than aVR and V1, or any NEW Q wave → not typical pericarditis; consider an acute infarction.</w:t>
             </w:r>
           </w:p>
         </w:tc>
@@ -11953,7 +11953,7 @@
                 <w:i w:val="0"/>
                 <w:sz w:val="18"/>
               </w:rPr>
-              <w:t>Sgarbossa (any one)</w:t>
+              <w:t>Sgarbossa (first two enough alone; third not)</w:t>
             </w:r>
           </w:p>
         </w:tc>
@@ -11976,7 +11976,7 @@
                 <w:i w:val="0"/>
                 <w:sz w:val="18"/>
               </w:rPr>
-              <w:t>CONCORDANT elevation 1 mm or more (positive QRS) · CONCORDANT depression 1 mm or more in V1-V3 · DISCORDANT elevation 5 mm or more (negative QRS).</w:t>
+              <w:t>CONCORDANT elevation 1 mm or more (positive QRS) · CONCORDANT depression 1 mm or more in V1-V3 · DISCORDANT elevation 5 mm or more (negative QRS): counts for less, not enough alone.</w:t>
             </w:r>
           </w:p>
         </w:tc>
@@ -12026,7 +12026,7 @@
                 <w:i w:val="0"/>
                 <w:sz w:val="18"/>
               </w:rPr>
-              <w:t>Pacing SPIKE (artifact) before each WIDE QRS, contralateral (discordant) T waves, global ST elevation.</w:t>
+              <w:t>Pacing SPIKE (artifact) before each WIDE QRS, contralateral (discordant) T waves, ST elevation opposite a negative QRS.</w:t>
             </w:r>
           </w:p>
         </w:tc>
